--- a/Сучасні технології розробки графічного інтерфейсу користувача/lab4/lab4_Horetskyi.docx
+++ b/Сучасні технології розробки графічного інтерфейсу користувача/lab4/lab4_Horetskyi.docx
@@ -212,7 +212,7 @@
           <w:noProof/>
           <w:sz w:val="28"/>
           <w:szCs w:val="28"/>
-          <w:lang w:val="en-US"/>
+          <w:lang w:val="ru-RU"/>
         </w:rPr>
         <w:t>4</w:t>
       </w:r>
@@ -601,7 +601,7 @@
           <w:rFonts w:ascii="Times New Roman" w:hAnsi="Times New Roman" w:cs="Times New Roman"/>
           <w:sz w:val="28"/>
           <w:szCs w:val="28"/>
-          <w:lang w:val="en-US"/>
+          <w:lang w:val="ru-RU"/>
         </w:rPr>
       </w:pPr>
       <w:r>
@@ -693,7 +693,7 @@
           <w:rFonts w:ascii="Times New Roman" w:hAnsi="Times New Roman" w:cs="Times New Roman"/>
           <w:sz w:val="28"/>
           <w:szCs w:val="28"/>
-          <w:lang w:val="en-US"/>
+          <w:lang w:val="ru-RU"/>
         </w:rPr>
         <w:t>.</w:t>
       </w:r>
@@ -16851,9 +16851,46 @@
           <w:szCs w:val="28"/>
         </w:rPr>
       </w:pPr>
+      <w:r>
+        <w:rPr>
+          <w:rFonts w:ascii="Times New Roman" w:hAnsi="Times New Roman" w:cs="Times New Roman"/>
+          <w:sz w:val="28"/>
+          <w:szCs w:val="28"/>
+        </w:rPr>
+        <w:t xml:space="preserve">Посилання на додаток: </w:t>
+      </w:r>
+      <w:hyperlink r:id="rId8" w:history="1">
+        <w:r>
+          <w:rPr>
+            <w:rStyle w:val="ab"/>
+            <w:rFonts w:ascii="Times New Roman" w:hAnsi="Times New Roman" w:cs="Times New Roman"/>
+            <w:sz w:val="28"/>
+            <w:szCs w:val="28"/>
+          </w:rPr>
+          <w:t>https://su</w:t>
+        </w:r>
+        <w:r>
+          <w:rPr>
+            <w:rStyle w:val="ab"/>
+            <w:rFonts w:ascii="Times New Roman" w:hAnsi="Times New Roman" w:cs="Times New Roman"/>
+            <w:sz w:val="28"/>
+            <w:szCs w:val="28"/>
+          </w:rPr>
+          <w:t>r</w:t>
+        </w:r>
+        <w:r>
+          <w:rPr>
+            <w:rStyle w:val="ab"/>
+            <w:rFonts w:ascii="Times New Roman" w:hAnsi="Times New Roman" w:cs="Times New Roman"/>
+            <w:sz w:val="28"/>
+            <w:szCs w:val="28"/>
+          </w:rPr>
+          <w:t>l.li/pvccrg</w:t>
+        </w:r>
+      </w:hyperlink>
     </w:p>
     <w:sectPr>
-      <w:headerReference w:type="default" r:id="rId8"/>
+      <w:headerReference w:type="default" r:id="rId9"/>
       <w:pgSz w:w="11906" w:h="16838"/>
       <w:pgMar w:top="1134" w:right="851" w:bottom="1134" w:left="1134" w:header="284" w:footer="284" w:gutter="0"/>
       <w:cols w:space="708"/>
